--- a/framework-templates/Customer_Vulnerability_Policy_v2.0_Template.docx
+++ b/framework-templates/Customer_Vulnerability_Policy_v2.0_Template.docx
@@ -352,6 +352,24 @@
       </w:pPr>
       <w:r>
         <w:t xml:space="preserve">Each option is written to stand alone. It does not rely on wording, numbering or definitions in any other option, so deleting one never requires you to edit another. Options are labelled with the section number and a letter (for example 4A, 4C). Gaps in the lettering after you delete options are expected and do not need to be renumbered.</w:t>
+      </w:r>
+    </w:p>
+    <w:p>
+      <w:pPr>
+        <w:numPr>
+          <w:ilvl w:val="0"/>
+          <w:numId w:val="1"/>
+        </w:numPr>
+      </w:pPr>
+      <w:r>
+        <w:rPr>
+          <w:b/>
+          <w:bCs/>
+        </w:rPr>
+        <w:t xml:space="preserve">Supporting registers are mandatory.</w:t>
+      </w:r>
+      <w:r>
+        <w:t xml:space="preserve"> This document relies on the KMS registers listed in its “Supporting registers” section (where it has one). The FCA judges a firm on the records that show its policies working in practice, so a firm that adopts this document without using its registers is likely to fail FCA scrutiny. Start using them from day one.</w:t>
       </w:r>
     </w:p>
     <w:p>
@@ -2937,7 +2955,7 @@
     </w:p>
     <w:p>
       <w:r>
-        <w:t xml:space="preserve">All customer-facing staff complete vulnerability training at induction, before they deal with customers unsupervised, and at least annually after that. Training covers: the FCA’s definition and drivers of vulnerability; how vulnerability shows up in our business; how to respond to disclosures; recording and consent; mental capacity; economic abuse; our activity-specific requirements; and when to pause, escalate or signpost. Staff who handle complex cases (for example </w:t>
+        <w:t xml:space="preserve">All customer-facing staff complete vulnerability training (recorded in the Training Log) at induction, before they deal with customers unsupervised, and at least annually after that. Training covers: the FCA’s definition and drivers of vulnerability; how vulnerability shows up in our business; how to respond to disclosures; recording and consent; mental capacity; economic abuse; our activity-specific requirements; and when to pause, escalate or signpost. Staff who handle complex cases (for example </w:t>
       </w:r>
       <w:r>
         <w:rPr>
@@ -3046,7 +3064,7 @@
     </w:p>
     <w:p>
       <w:r>
-        <w:t xml:space="preserve">The results are reported to </w:t>
+        <w:t xml:space="preserve">The results are recorded in the Outcome MI tab of the Consumer Duty Evidence workbook, reported to </w:t>
       </w:r>
       <w:r>
         <w:rPr>
@@ -3070,6 +3088,314 @@
       <w:r>
         <w:t xml:space="preserve"> and included in our annual Consumer Duty board report. Where we find that vulnerable customers are getting worse outcomes, we act to fix the cause.</w:t>
       </w:r>
+    </w:p>
+    <w:p>
+      <w:pPr>
+        <w:pStyle w:val="Heading1"/>
+        <w:outlineLvl w:val="0"/>
+      </w:pPr>
+      <w:r>
+        <w:t xml:space="preserve">Supporting registers</w:t>
+      </w:r>
+    </w:p>
+    <w:p>
+      <w:r>
+        <w:t xml:space="preserve">The KMS registers below support this policy. They are an essential part of it, not optional extras: the FCA judges whether a policy works in practice by looking at these records, and a policy without them is unlikely to withstand scrutiny. Keep them up to date from your first day of trading. The owner and review frequency are recorded in each register.</w:t>
+      </w:r>
+    </w:p>
+    <w:p>
+      <w:pPr>
+        <w:pBdr>
+          <w:top w:val="single" w:sz="4" w:space="4" w:color="11304F"/>
+          <w:left w:val="single" w:sz="24" w:space="4" w:color="11304F"/>
+          <w:bottom w:val="single" w:sz="4" w:space="4" w:color="11304F"/>
+          <w:right w:val="single" w:sz="4" w:space="4" w:color="11304F"/>
+        </w:pBdr>
+        <w:shd w:val="clear" w:color="auto" w:fill="F2F2F2"/>
+        <w:spacing w:before="120" w:after="120"/>
+        <w:ind w:left="113" w:right="113"/>
+      </w:pPr>
+      <w:r>
+        <w:rPr>
+          <w:b/>
+          <w:bCs/>
+        </w:rPr>
+        <w:t xml:space="preserve">KMS guidance: </w:t>
+      </w:r>
+      <w:r>
+        <w:rPr>
+          <w:i/>
+          <w:iCs/>
+        </w:rPr>
+        <w:t xml:space="preserve">Do not delete a register from this list because you have not started using it yet – start using it. Where one part of a register genuinely cannot apply to your firm (for example safeguarding when you hold no relevant funds), keep the register and record why that part does not apply.</w:t>
+      </w:r>
+    </w:p>
+    <w:tbl>
+      <w:tblPr>
+        <w:tblW w:w="9026" w:type="dxa"/>
+        <w:tblBorders>
+          <w:top w:val="single" w:sz="4" w:space="0" w:color="A6A6A6"/>
+          <w:left w:val="single" w:sz="4" w:space="0" w:color="A6A6A6"/>
+          <w:bottom w:val="single" w:sz="4" w:space="0" w:color="A6A6A6"/>
+          <w:right w:val="single" w:sz="4" w:space="0" w:color="A6A6A6"/>
+          <w:insideH w:val="single" w:sz="4" w:space="0" w:color="A6A6A6"/>
+          <w:insideV w:val="single" w:sz="4" w:space="0" w:color="A6A6A6"/>
+        </w:tblBorders>
+        <w:tblLayout w:type="fixed"/>
+        <w:tblCellMar>
+          <w:top w:w="57" w:type="dxa"/>
+          <w:left w:w="85" w:type="dxa"/>
+          <w:bottom w:w="57" w:type="dxa"/>
+          <w:right w:w="85" w:type="dxa"/>
+        </w:tblCellMar>
+        <w:tblLook w:val="04A0" w:firstRow="1" w:lastRow="0" w:firstColumn="0" w:lastColumn="0" w:noHBand="0" w:noVBand="1"/>
+      </w:tblPr>
+      <w:tblGrid>
+        <w:gridCol w:w="2527"/>
+        <w:gridCol w:w="2888"/>
+        <w:gridCol w:w="3611"/>
+      </w:tblGrid>
+      <w:tr>
+        <w:trPr>
+          <w:cantSplit/>
+          <w:tblHeader/>
+        </w:trPr>
+        <w:tc>
+          <w:tcPr>
+            <w:tcW w:w="2527" w:type="dxa"/>
+            <w:shd w:val="clear" w:color="auto" w:fill="D9E2F3"/>
+          </w:tcPr>
+          <w:p>
+            <w:pPr>
+              <w:spacing w:before="0" w:after="60"/>
+            </w:pPr>
+            <w:r>
+              <w:rPr>
+                <w:b/>
+                <w:bCs/>
+              </w:rPr>
+              <w:t xml:space="preserve">Register</w:t>
+            </w:r>
+          </w:p>
+        </w:tc>
+        <w:tc>
+          <w:tcPr>
+            <w:tcW w:w="2888" w:type="dxa"/>
+            <w:shd w:val="clear" w:color="auto" w:fill="D9E2F3"/>
+          </w:tcPr>
+          <w:p>
+            <w:pPr>
+              <w:spacing w:before="0" w:after="60"/>
+            </w:pPr>
+            <w:r>
+              <w:rPr>
+                <w:b/>
+                <w:bCs/>
+              </w:rPr>
+              <w:t xml:space="preserve">KMS file</w:t>
+            </w:r>
+          </w:p>
+        </w:tc>
+        <w:tc>
+          <w:tcPr>
+            <w:tcW w:w="3611" w:type="dxa"/>
+            <w:shd w:val="clear" w:color="auto" w:fill="D9E2F3"/>
+          </w:tcPr>
+          <w:p>
+            <w:pPr>
+              <w:spacing w:before="0" w:after="60"/>
+            </w:pPr>
+            <w:r>
+              <w:rPr>
+                <w:b/>
+                <w:bCs/>
+              </w:rPr>
+              <w:t xml:space="preserve">What it evidences</w:t>
+            </w:r>
+          </w:p>
+        </w:tc>
+      </w:tr>
+      <w:tr>
+        <w:trPr>
+          <w:cantSplit/>
+        </w:trPr>
+        <w:tc>
+          <w:tcPr>
+            <w:tcW w:w="2527" w:type="dxa"/>
+          </w:tcPr>
+          <w:p>
+            <w:pPr>
+              <w:spacing w:before="0" w:after="60"/>
+            </w:pPr>
+            <w:r>
+              <w:t xml:space="preserve">Consumer Duty Evidence (Outcome MI, Target Market Register, Fair Value Register, Board Report Actions)</w:t>
+            </w:r>
+          </w:p>
+        </w:tc>
+        <w:tc>
+          <w:tcPr>
+            <w:tcW w:w="2888" w:type="dxa"/>
+          </w:tcPr>
+          <w:p>
+            <w:pPr>
+              <w:spacing w:before="0" w:after="60"/>
+            </w:pPr>
+            <w:r>
+              <w:t xml:space="preserve">Consumer_Duty_Evidence_v2.0_Template.xlsx</w:t>
+            </w:r>
+          </w:p>
+        </w:tc>
+        <w:tc>
+          <w:tcPr>
+            <w:tcW w:w="3611" w:type="dxa"/>
+          </w:tcPr>
+          <w:p>
+            <w:pPr>
+              <w:spacing w:before="0" w:after="60"/>
+            </w:pPr>
+            <w:r>
+              <w:t xml:space="preserve">Outcome monitoring, target markets, fair value assessments and board report actions</w:t>
+            </w:r>
+          </w:p>
+        </w:tc>
+      </w:tr>
+      <w:tr>
+        <w:trPr>
+          <w:cantSplit/>
+        </w:trPr>
+        <w:tc>
+          <w:tcPr>
+            <w:tcW w:w="2527" w:type="dxa"/>
+          </w:tcPr>
+          <w:p>
+            <w:pPr>
+              <w:spacing w:before="0" w:after="60"/>
+            </w:pPr>
+            <w:r>
+              <w:t xml:space="preserve">Training Log (Training Matrix, Training Record, Competence Register, CPD Log)</w:t>
+            </w:r>
+          </w:p>
+        </w:tc>
+        <w:tc>
+          <w:tcPr>
+            <w:tcW w:w="2888" w:type="dxa"/>
+          </w:tcPr>
+          <w:p>
+            <w:pPr>
+              <w:spacing w:before="0" w:after="60"/>
+            </w:pPr>
+            <w:r>
+              <w:t xml:space="preserve">Training_Log_v2.0_Template.xlsx</w:t>
+            </w:r>
+          </w:p>
+        </w:tc>
+        <w:tc>
+          <w:tcPr>
+            <w:tcW w:w="3611" w:type="dxa"/>
+          </w:tcPr>
+          <w:p>
+            <w:pPr>
+              <w:spacing w:before="0" w:after="60"/>
+            </w:pPr>
+            <w:r>
+              <w:t xml:space="preserve">Training completed, competence assessed, supervision, qualifications and CPD</w:t>
+            </w:r>
+          </w:p>
+        </w:tc>
+      </w:tr>
+      <w:tr>
+        <w:trPr>
+          <w:cantSplit/>
+        </w:trPr>
+        <w:tc>
+          <w:tcPr>
+            <w:tcW w:w="2527" w:type="dxa"/>
+          </w:tcPr>
+          <w:p>
+            <w:pPr>
+              <w:spacing w:before="0" w:after="60"/>
+            </w:pPr>
+            <w:r>
+              <w:t xml:space="preserve">Complaints Register</w:t>
+            </w:r>
+          </w:p>
+        </w:tc>
+        <w:tc>
+          <w:tcPr>
+            <w:tcW w:w="2888" w:type="dxa"/>
+          </w:tcPr>
+          <w:p>
+            <w:pPr>
+              <w:spacing w:before="0" w:after="60"/>
+            </w:pPr>
+            <w:r>
+              <w:t xml:space="preserve">Complaints_Register_v2.0_Template.xlsx</w:t>
+            </w:r>
+          </w:p>
+        </w:tc>
+        <w:tc>
+          <w:tcPr>
+            <w:tcW w:w="3611" w:type="dxa"/>
+          </w:tcPr>
+          <w:p>
+            <w:pPr>
+              <w:spacing w:before="0" w:after="60"/>
+            </w:pPr>
+            <w:r>
+              <w:t xml:space="preserve">Every complaint, DISP deadlines, outcomes, redress, root causes and Ombudsman referrals</w:t>
+            </w:r>
+          </w:p>
+        </w:tc>
+      </w:tr>
+      <w:tr>
+        <w:trPr>
+          <w:cantSplit/>
+        </w:trPr>
+        <w:tc>
+          <w:tcPr>
+            <w:tcW w:w="2527" w:type="dxa"/>
+          </w:tcPr>
+          <w:p>
+            <w:pPr>
+              <w:spacing w:before="0" w:after="60"/>
+            </w:pPr>
+            <w:r>
+              <w:t xml:space="preserve">Data Protection Registers (ROPA, Data Rights Request Log, Data Breach Log, DP Complaints Log, Data Retention Schedule, DPIA Register)</w:t>
+            </w:r>
+          </w:p>
+        </w:tc>
+        <w:tc>
+          <w:tcPr>
+            <w:tcW w:w="2888" w:type="dxa"/>
+          </w:tcPr>
+          <w:p>
+            <w:pPr>
+              <w:spacing w:before="0" w:after="60"/>
+            </w:pPr>
+            <w:r>
+              <w:t xml:space="preserve">Data_Protection_Registers_v2.0_Template.xlsx</w:t>
+            </w:r>
+          </w:p>
+        </w:tc>
+        <w:tc>
+          <w:tcPr>
+            <w:tcW w:w="3611" w:type="dxa"/>
+          </w:tcPr>
+          <w:p>
+            <w:pPr>
+              <w:spacing w:before="0" w:after="60"/>
+            </w:pPr>
+            <w:r>
+              <w:t xml:space="preserve">Accountability under the UK GDPR: processing, rights requests, breaches, complaints, retention and DPIAs</w:t>
+            </w:r>
+          </w:p>
+        </w:tc>
+      </w:tr>
+    </w:tbl>
+    <w:p>
+      <w:pPr>
+        <w:spacing w:before="0" w:after="0"/>
+      </w:pPr>
     </w:p>
     <w:p>
       <w:pPr>
